--- a/data/Crear capa GeoJSON.docx
+++ b/data/Crear capa GeoJSON.docx
@@ -1,6 +1,6 @@
 
 <file path=word/document.xml><?xml version="1.0" encoding="utf-8"?>
-<w:document xmlns:wpc="http://schemas.microsoft.com/office/word/2010/wordprocessingCanvas" xmlns:cx="http://schemas.microsoft.com/office/drawing/2014/chartex" xmlns:cx1="http://schemas.microsoft.com/office/drawing/2015/9/8/chartex" xmlns:cx2="http://schemas.microsoft.com/office/drawing/2015/10/21/chartex" xmlns:cx3="http://schemas.microsoft.com/office/drawing/2016/5/9/chartex" xmlns:cx4="http://schemas.microsoft.com/office/drawing/2016/5/10/chartex" xmlns:cx5="http://schemas.microsoft.com/office/drawing/2016/5/11/chartex" xmlns:cx6="http://schemas.microsoft.com/office/drawing/2016/5/12/chartex" xmlns:cx7="http://schemas.microsoft.com/office/drawing/2016/5/13/chartex" xmlns:cx8="http://schemas.microsoft.com/office/drawing/2016/5/14/chartex" xmlns:mc="http://schemas.openxmlformats.org/markup-compatibility/2006" xmlns:aink="http://schemas.microsoft.com/office/drawing/2016/ink" xmlns:am3d="http://schemas.microsoft.com/office/drawing/2017/model3d" xmlns:o="urn:schemas-microsoft-com:office:office" xmlns:oel="http://schemas.microsoft.com/office/2019/extlst" xmlns:r="http://schemas.openxmlformats.org/officeDocument/2006/relationships" xmlns:m="http://schemas.openxmlformats.org/officeDocument/2006/math" xmlns:v="urn:schemas-microsoft-com:vml" xmlns:wp14="http://schemas.microsoft.com/office/word/2010/wordprocessingDrawing" xmlns:wp="http://schemas.openxmlformats.org/drawingml/2006/wordprocessingDrawing" xmlns:w10="urn:schemas-microsoft-com:office:word" xmlns:w="http://schemas.openxmlformats.org/wordprocessingml/2006/main" xmlns:w14="http://schemas.microsoft.com/office/word/2010/wordml" xmlns:w15="http://schemas.microsoft.com/office/word/2012/wordml" xmlns:w16cex="http://schemas.microsoft.com/office/word/2018/wordml/cex" xmlns:w16cid="http://schemas.microsoft.com/office/word/2016/wordml/cid" xmlns:w16="http://schemas.microsoft.com/office/word/2018/wordml" xmlns:w16sdtdh="http://schemas.microsoft.com/office/word/2020/wordml/sdtdatahash" xmlns:w16se="http://schemas.microsoft.com/office/word/2015/wordml/symex" xmlns:wpg="http://schemas.microsoft.com/office/word/2010/wordprocessingGroup" xmlns:wpi="http://schemas.microsoft.com/office/word/2010/wordprocessingInk" xmlns:wne="http://schemas.microsoft.com/office/word/2006/wordml" xmlns:wps="http://schemas.microsoft.com/office/word/2010/wordprocessingShape" mc:Ignorable="w14 w15 w16se w16cid w16 w16cex w16sdtdh wp14">
+<w:document xmlns:wpc="http://schemas.microsoft.com/office/word/2010/wordprocessingCanvas" xmlns:cx="http://schemas.microsoft.com/office/drawing/2014/chartex" xmlns:cx1="http://schemas.microsoft.com/office/drawing/2015/9/8/chartex" xmlns:cx2="http://schemas.microsoft.com/office/drawing/2015/10/21/chartex" xmlns:cx3="http://schemas.microsoft.com/office/drawing/2016/5/9/chartex" xmlns:cx4="http://schemas.microsoft.com/office/drawing/2016/5/10/chartex" xmlns:cx5="http://schemas.microsoft.com/office/drawing/2016/5/11/chartex" xmlns:cx6="http://schemas.microsoft.com/office/drawing/2016/5/12/chartex" xmlns:cx7="http://schemas.microsoft.com/office/drawing/2016/5/13/chartex" xmlns:cx8="http://schemas.microsoft.com/office/drawing/2016/5/14/chartex" xmlns:mc="http://schemas.openxmlformats.org/markup-compatibility/2006" xmlns:aink="http://schemas.microsoft.com/office/drawing/2016/ink" xmlns:am3d="http://schemas.microsoft.com/office/drawing/2017/model3d" xmlns:o="urn:schemas-microsoft-com:office:office" xmlns:r="http://schemas.openxmlformats.org/officeDocument/2006/relationships" xmlns:m="http://schemas.openxmlformats.org/officeDocument/2006/math" xmlns:v="urn:schemas-microsoft-com:vml" xmlns:wp14="http://schemas.microsoft.com/office/word/2010/wordprocessingDrawing" xmlns:wp="http://schemas.openxmlformats.org/drawingml/2006/wordprocessingDrawing" xmlns:w10="urn:schemas-microsoft-com:office:word" xmlns:w="http://schemas.openxmlformats.org/wordprocessingml/2006/main" xmlns:w14="http://schemas.microsoft.com/office/word/2010/wordml" xmlns:w15="http://schemas.microsoft.com/office/word/2012/wordml" xmlns:w16cex="http://schemas.microsoft.com/office/word/2018/wordml/cex" xmlns:w16cid="http://schemas.microsoft.com/office/word/2016/wordml/cid" xmlns:w16="http://schemas.microsoft.com/office/word/2018/wordml" xmlns:w16sdtdh="http://schemas.microsoft.com/office/word/2020/wordml/sdtdatahash" xmlns:w16se="http://schemas.microsoft.com/office/word/2015/wordml/symex" xmlns:wpg="http://schemas.microsoft.com/office/word/2010/wordprocessingGroup" xmlns:wpi="http://schemas.microsoft.com/office/word/2010/wordprocessingInk" xmlns:wne="http://schemas.microsoft.com/office/word/2006/wordml" xmlns:wps="http://schemas.microsoft.com/office/word/2010/wordprocessingShape" mc:Ignorable="w14 w15 w16se w16cid w16 w16cex w16sdtdh wp14">
   <w:body>
     <w:p>
       <w:pPr>
@@ -54,7 +54,7 @@
       <w:r>
         <w:t xml:space="preserve"> </w:t>
       </w:r>
-      <w:hyperlink r:id="rId5" w:anchor="Descargas" w:history="1">
+      <w:hyperlink r:id="rId6" w:anchor="Descargas" w:history="1">
         <w:r>
           <w:rPr>
             <w:rStyle w:val="Hipervnculo"/>
@@ -115,7 +115,7 @@
                           </pic:cNvPicPr>
                         </pic:nvPicPr>
                         <pic:blipFill>
-                          <a:blip r:embed="rId6" cstate="print">
+                          <a:blip r:embed="rId7" cstate="print">
                             <a:extLst>
                               <a:ext uri="{28A0092B-C50C-407E-A947-70E740481C1C}">
                                 <a14:useLocalDpi xmlns:a14="http://schemas.microsoft.com/office/drawing/2010/main" val="0"/>
@@ -186,7 +186,7 @@
               </wp:anchor>
             </w:drawing>
           </mc:Choice>
-          <mc:Fallback>
+          <mc:Fallback xmlns:oel="http://schemas.microsoft.com/office/2019/extlst">
             <w:pict>
               <v:group w14:anchorId="7EE23522" id="Grupo 4" o:spid="_x0000_s1026" style="position:absolute;margin-left:390.7pt;margin-top:22pt;width:441.9pt;height:237.9pt;z-index:251652096;mso-position-horizontal:right;mso-position-horizontal-relative:margin;mso-height-relative:margin" coordorigin="-254,10515" coordsize="56121,30213" o:gfxdata="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">
                 <v:shapetype id="_x0000_t75" coordsize="21600,21600" o:spt="75" o:preferrelative="t" path="m@4@5l@4@11@9@11@9@5xe" filled="f" stroked="f">
@@ -209,7 +209,7 @@
                   <o:lock v:ext="edit" aspectratio="t"/>
                 </v:shapetype>
                 <v:shape id="Imagen 1" o:spid="_x0000_s1027" type="#_x0000_t75" style="position:absolute;left:-254;top:10515;width:56121;height:30213;visibility:visible;mso-wrap-style:square" o:gfxdata="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">
-                  <v:imagedata r:id="rId7" o:title=""/>
+                  <v:imagedata r:id="rId8" o:title=""/>
                 </v:shape>
                 <v:shapetype id="_x0000_t67" coordsize="21600,21600" o:spt="67" adj="16200,5400" path="m0@0l@1@0@1,0@2,0@2@0,21600@0,10800,21600xe">
                   <v:stroke joinstyle="miter"/>
@@ -354,7 +354,7 @@
                           </pic:cNvPicPr>
                         </pic:nvPicPr>
                         <pic:blipFill>
-                          <a:blip r:embed="rId8" cstate="print">
+                          <a:blip r:embed="rId9" cstate="print">
                             <a:extLst>
                               <a:ext uri="{28A0092B-C50C-407E-A947-70E740481C1C}">
                                 <a14:useLocalDpi xmlns:a14="http://schemas.microsoft.com/office/drawing/2010/main" val="0"/>
@@ -422,11 +422,11 @@
               </wp:anchor>
             </w:drawing>
           </mc:Choice>
-          <mc:Fallback>
+          <mc:Fallback xmlns:oel="http://schemas.microsoft.com/office/2019/extlst">
             <w:pict>
               <v:group w14:anchorId="73D92689" id="Grupo 7" o:spid="_x0000_s1026" style="position:absolute;margin-left:28.95pt;margin-top:16.4pt;width:355.2pt;height:209.2pt;z-index:251668480;mso-position-horizontal-relative:margin;mso-width-relative:margin;mso-height-relative:margin" coordsize="56121,29013" o:gfxdata="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">
                 <v:shape id="Imagen 5" o:spid="_x0000_s1027" type="#_x0000_t75" style="position:absolute;width:56121;height:29013;visibility:visible;mso-wrap-style:square" o:gfxdata="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">
-                  <v:imagedata r:id="rId9" o:title=""/>
+                  <v:imagedata r:id="rId10" o:title=""/>
                 </v:shape>
                 <v:shape id="Flecha: hacia abajo 6" o:spid="_x0000_s1028" type="#_x0000_t67" style="position:absolute;left:28168;top:12128;width:1341;height:5791;rotation:1487416fd;visibility:visible;mso-wrap-style:square;v-text-anchor:middle" o:gfxdata="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" adj="19100" fillcolor="black [3200]" strokecolor="black [480]" strokeweight="1pt"/>
                 <w10:wrap type="topAndBottom" anchorx="margin"/>
@@ -444,7 +444,7 @@
       <w:r>
         <w:t xml:space="preserve"> </w:t>
       </w:r>
-      <w:hyperlink r:id="rId10" w:history="1">
+      <w:hyperlink r:id="rId11" w:history="1">
         <w:r>
           <w:rPr>
             <w:rStyle w:val="Hipervnculo"/>
@@ -502,7 +502,7 @@
                     <pic:cNvPicPr/>
                   </pic:nvPicPr>
                   <pic:blipFill>
-                    <a:blip r:embed="rId11" cstate="print">
+                    <a:blip r:embed="rId12" cstate="print">
                       <a:extLst>
                         <a:ext uri="{28A0092B-C50C-407E-A947-70E740481C1C}">
                           <a14:useLocalDpi xmlns:a14="http://schemas.microsoft.com/office/drawing/2010/main" val="0"/>
@@ -603,7 +603,7 @@
                     <pic:cNvPicPr/>
                   </pic:nvPicPr>
                   <pic:blipFill>
-                    <a:blip r:embed="rId12">
+                    <a:blip r:embed="rId13">
                       <a:extLst>
                         <a:ext uri="{28A0092B-C50C-407E-A947-70E740481C1C}">
                           <a14:useLocalDpi xmlns:a14="http://schemas.microsoft.com/office/drawing/2010/main" val="0"/>
@@ -695,7 +695,7 @@
                     <pic:cNvPicPr/>
                   </pic:nvPicPr>
                   <pic:blipFill>
-                    <a:blip r:embed="rId13" cstate="print">
+                    <a:blip r:embed="rId14" cstate="print">
                       <a:extLst>
                         <a:ext uri="{28A0092B-C50C-407E-A947-70E740481C1C}">
                           <a14:useLocalDpi xmlns:a14="http://schemas.microsoft.com/office/drawing/2010/main" val="0"/>
@@ -733,6 +733,7 @@
     </w:p>
     <w:p/>
     <w:p>
+      <w:bookmarkStart w:id="0" w:name="_Hlk218071570"/>
       <w:r>
         <w:rPr>
           <w:b/>
@@ -764,6 +765,7 @@
       <w:r>
         <w:br/>
       </w:r>
+      <w:bookmarkStart w:id="1" w:name="_Hlk218071537"/>
       <w:r>
         <w:rPr>
           <w:b/>
@@ -774,6 +776,7 @@
       <w:r>
         <w:t>: EPSG:4326 – WGS 84</w:t>
       </w:r>
+      <w:bookmarkEnd w:id="1"/>
       <w:r>
         <w:br/>
       </w:r>
@@ -787,6 +790,7 @@
       <w:r>
         <w:t>: cantidad de decimales después del punto el tope es de 15 decimales y para este ejemplo es de 10 decimales</w:t>
       </w:r>
+      <w:bookmarkEnd w:id="0"/>
     </w:p>
     <w:p/>
     <w:p>
@@ -818,7 +822,7 @@
                     <pic:cNvPicPr/>
                   </pic:nvPicPr>
                   <pic:blipFill>
-                    <a:blip r:embed="rId14" cstate="print">
+                    <a:blip r:embed="rId15" cstate="print">
                       <a:extLst>
                         <a:ext uri="{28A0092B-C50C-407E-A947-70E740481C1C}">
                           <a14:useLocalDpi xmlns:a14="http://schemas.microsoft.com/office/drawing/2010/main" val="0"/>
@@ -866,8 +870,6 @@
       </w:r>
       <w:r>
         <w:br/>
-      </w:r>
-      <w:r>
         <w:t>https://www.inegi.org.mx/temas/mg/#Descargas</w:t>
       </w:r>
     </w:p>
@@ -883,15 +885,654 @@
       <w:proofErr w:type="gramEnd"/>
       <w:r>
         <w:br/>
-      </w:r>
-      <w:r>
         <w:t>https://www.youtube.com/watch?v=53SIqquCT_E</w:t>
       </w:r>
       <w:r>
         <w:br/>
-      </w:r>
-      <w:r>
         <w:t>https://mapshaper.org/</w:t>
+      </w:r>
+    </w:p>
+    <w:p/>
+    <w:p>
+      <w:pPr>
+        <w:jc w:val="center"/>
+        <w:rPr>
+          <w:b/>
+          <w:bCs/>
+        </w:rPr>
+      </w:pPr>
+      <w:r>
+        <w:rPr>
+          <w:b/>
+          <w:bCs/>
+        </w:rPr>
+        <w:t xml:space="preserve">Simplificar capa </w:t>
+      </w:r>
+      <w:proofErr w:type="spellStart"/>
+      <w:r>
+        <w:rPr>
+          <w:b/>
+          <w:bCs/>
+        </w:rPr>
+        <w:t>GeoJSON</w:t>
+      </w:r>
+      <w:proofErr w:type="spellEnd"/>
+    </w:p>
+    <w:p>
+      <w:pPr>
+        <w:pStyle w:val="Prrafodelista"/>
+        <w:numPr>
+          <w:ilvl w:val="0"/>
+          <w:numId w:val="1"/>
+        </w:numPr>
+      </w:pPr>
+      <w:r>
+        <w:t>Abr</w:t>
+      </w:r>
+      <w:r>
+        <w:t>ir</w:t>
+      </w:r>
+      <w:r>
+        <w:t xml:space="preserve"> QGIS y carga el </w:t>
+      </w:r>
+      <w:proofErr w:type="spellStart"/>
+      <w:r>
+        <w:t>Shapefile</w:t>
+      </w:r>
+      <w:proofErr w:type="spellEnd"/>
+      <w:r>
+        <w:t xml:space="preserve"> (.</w:t>
+      </w:r>
+      <w:proofErr w:type="spellStart"/>
+      <w:r>
+        <w:t>shp</w:t>
+      </w:r>
+      <w:proofErr w:type="spellEnd"/>
+      <w:r>
+        <w:t>)</w:t>
+      </w:r>
+    </w:p>
+    <w:p>
+      <w:pPr>
+        <w:pStyle w:val="Prrafodelista"/>
+        <w:numPr>
+          <w:ilvl w:val="1"/>
+          <w:numId w:val="1"/>
+        </w:numPr>
+      </w:pPr>
+      <w:r>
+        <w:t>Capa → Añadir capa → Añadir capa vectorial</w:t>
+      </w:r>
+    </w:p>
+    <w:p>
+      <w:pPr>
+        <w:pStyle w:val="Prrafodelista"/>
+        <w:numPr>
+          <w:ilvl w:val="1"/>
+          <w:numId w:val="1"/>
+        </w:numPr>
+      </w:pPr>
+      <w:r>
+        <w:t>Selecciona el archivo .</w:t>
+      </w:r>
+      <w:proofErr w:type="spellStart"/>
+      <w:r>
+        <w:t>shp</w:t>
+      </w:r>
+      <w:proofErr w:type="spellEnd"/>
+      <w:r>
+        <w:t xml:space="preserve"> (ejemplo: </w:t>
+      </w:r>
+      <w:r>
+        <w:t>00ent.sh</w:t>
+      </w:r>
+      <w:r>
+        <w:t>p)</w:t>
+      </w:r>
+    </w:p>
+    <w:p>
+      <w:pPr>
+        <w:pStyle w:val="Prrafodelista"/>
+        <w:numPr>
+          <w:ilvl w:val="1"/>
+          <w:numId w:val="1"/>
+        </w:numPr>
+      </w:pPr>
+      <w:r>
+        <w:t>(asegúrate de que estén en la misma carpeta: .</w:t>
+      </w:r>
+      <w:proofErr w:type="spellStart"/>
+      <w:r>
+        <w:t>shp</w:t>
+      </w:r>
+      <w:proofErr w:type="spellEnd"/>
+      <w:r>
+        <w:t>, .</w:t>
+      </w:r>
+      <w:proofErr w:type="spellStart"/>
+      <w:r>
+        <w:t>shx</w:t>
+      </w:r>
+      <w:proofErr w:type="spellEnd"/>
+      <w:r>
+        <w:t>, .</w:t>
+      </w:r>
+      <w:proofErr w:type="spellStart"/>
+      <w:r>
+        <w:t>dbf</w:t>
+      </w:r>
+      <w:proofErr w:type="spellEnd"/>
+      <w:proofErr w:type="gramStart"/>
+      <w:r>
+        <w:t>,</w:t>
+      </w:r>
+      <w:r>
+        <w:t xml:space="preserve"> </w:t>
+      </w:r>
+      <w:r>
+        <w:t>.</w:t>
+      </w:r>
+      <w:proofErr w:type="spellStart"/>
+      <w:r>
+        <w:t>prj</w:t>
+      </w:r>
+      <w:proofErr w:type="spellEnd"/>
+      <w:proofErr w:type="gramEnd"/>
+      <w:r>
+        <w:t>)</w:t>
+      </w:r>
+    </w:p>
+    <w:p>
+      <w:r>
+        <w:rPr>
+          <w:noProof/>
+        </w:rPr>
+        <w:drawing>
+          <wp:anchor distT="0" distB="0" distL="114300" distR="114300" simplePos="0" relativeHeight="251680768" behindDoc="0" locked="0" layoutInCell="1" allowOverlap="1" wp14:anchorId="506D2B28" wp14:editId="0DA8B434">
+            <wp:simplePos x="0" y="0"/>
+            <wp:positionH relativeFrom="margin">
+              <wp:align>left</wp:align>
+            </wp:positionH>
+            <wp:positionV relativeFrom="paragraph">
+              <wp:posOffset>186055</wp:posOffset>
+            </wp:positionV>
+            <wp:extent cx="5612130" cy="3531870"/>
+            <wp:effectExtent l="0" t="0" r="7620" b="0"/>
+            <wp:wrapTopAndBottom/>
+            <wp:docPr id="3" name="Imagen 3"/>
+            <wp:cNvGraphicFramePr>
+              <a:graphicFrameLocks xmlns:a="http://schemas.openxmlformats.org/drawingml/2006/main" noChangeAspect="1"/>
+            </wp:cNvGraphicFramePr>
+            <a:graphic xmlns:a="http://schemas.openxmlformats.org/drawingml/2006/main">
+              <a:graphicData uri="http://schemas.openxmlformats.org/drawingml/2006/picture">
+                <pic:pic xmlns:pic="http://schemas.openxmlformats.org/drawingml/2006/picture">
+                  <pic:nvPicPr>
+                    <pic:cNvPr id="1" name=""/>
+                    <pic:cNvPicPr/>
+                  </pic:nvPicPr>
+                  <pic:blipFill>
+                    <a:blip r:embed="rId13">
+                      <a:extLst>
+                        <a:ext uri="{28A0092B-C50C-407E-A947-70E740481C1C}">
+                          <a14:useLocalDpi xmlns:a14="http://schemas.microsoft.com/office/drawing/2010/main" val="0"/>
+                        </a:ext>
+                      </a:extLst>
+                    </a:blip>
+                    <a:stretch>
+                      <a:fillRect/>
+                    </a:stretch>
+                  </pic:blipFill>
+                  <pic:spPr>
+                    <a:xfrm>
+                      <a:off x="0" y="0"/>
+                      <a:ext cx="5612130" cy="3531870"/>
+                    </a:xfrm>
+                    <a:prstGeom prst="rect">
+                      <a:avLst/>
+                    </a:prstGeom>
+                  </pic:spPr>
+                </pic:pic>
+              </a:graphicData>
+            </a:graphic>
+          </wp:anchor>
+        </w:drawing>
+      </w:r>
+    </w:p>
+    <w:p/>
+    <w:p/>
+    <w:p/>
+    <w:p>
+      <w:pPr>
+        <w:pStyle w:val="Prrafodelista"/>
+        <w:numPr>
+          <w:ilvl w:val="0"/>
+          <w:numId w:val="1"/>
+        </w:numPr>
+      </w:pPr>
+      <w:r>
+        <w:lastRenderedPageBreak/>
+        <w:t xml:space="preserve">Exportar el archivo </w:t>
+      </w:r>
+      <w:proofErr w:type="gramStart"/>
+      <w:r>
+        <w:t>en .</w:t>
+      </w:r>
+      <w:proofErr w:type="spellStart"/>
+      <w:r>
+        <w:t>geojson</w:t>
+      </w:r>
+      <w:proofErr w:type="spellEnd"/>
+      <w:proofErr w:type="gramEnd"/>
+      <w:r>
+        <w:t xml:space="preserve"> y verificar </w:t>
+      </w:r>
+      <w:r>
+        <w:t xml:space="preserve">que se exporten las coordenadas en formato </w:t>
+      </w:r>
+      <w:r>
+        <w:rPr>
+          <w:b/>
+          <w:bCs/>
+        </w:rPr>
+        <w:t>EPSG:4326 (WGS84)</w:t>
+      </w:r>
+    </w:p>
+    <w:p>
+      <w:pPr>
+        <w:pStyle w:val="Prrafodelista"/>
+        <w:numPr>
+          <w:ilvl w:val="1"/>
+          <w:numId w:val="1"/>
+        </w:numPr>
+      </w:pPr>
+      <w:r>
+        <w:t>(</w:t>
+      </w:r>
+      <w:r>
+        <w:rPr>
+          <w:b/>
+          <w:bCs/>
+        </w:rPr>
+        <w:t>Clic derecho en la capa</w:t>
+      </w:r>
+      <w:r>
+        <w:t xml:space="preserve"> → </w:t>
+      </w:r>
+      <w:r>
+        <w:rPr>
+          <w:b/>
+          <w:bCs/>
+        </w:rPr>
+        <w:t>Exportar</w:t>
+      </w:r>
+      <w:r>
+        <w:t xml:space="preserve"> → </w:t>
+      </w:r>
+      <w:r>
+        <w:rPr>
+          <w:b/>
+          <w:bCs/>
+        </w:rPr>
+        <w:t xml:space="preserve">Guardar </w:t>
+      </w:r>
+      <w:r>
+        <w:rPr>
+          <w:b/>
+          <w:bCs/>
+        </w:rPr>
+        <w:t xml:space="preserve">objetos </w:t>
+      </w:r>
+      <w:r>
+        <w:rPr>
+          <w:b/>
+          <w:bCs/>
+        </w:rPr>
+        <w:t>como</w:t>
+      </w:r>
+      <w:r>
+        <w:rPr>
+          <w:b/>
+          <w:bCs/>
+        </w:rPr>
+        <w:t>…</w:t>
+      </w:r>
+      <w:r>
+        <w:t>) o (</w:t>
+      </w:r>
+      <w:r>
+        <w:rPr>
+          <w:b/>
+          <w:bCs/>
+        </w:rPr>
+        <w:t>Capa</w:t>
+      </w:r>
+      <w:r>
+        <w:t xml:space="preserve"> → </w:t>
+      </w:r>
+      <w:r>
+        <w:rPr>
+          <w:b/>
+          <w:bCs/>
+        </w:rPr>
+        <w:t>Guardar como…</w:t>
+      </w:r>
+      <w:r>
+        <w:t>)</w:t>
+      </w:r>
+    </w:p>
+    <w:p>
+      <w:pPr>
+        <w:pStyle w:val="Prrafodelista"/>
+        <w:numPr>
+          <w:ilvl w:val="2"/>
+          <w:numId w:val="1"/>
+        </w:numPr>
+      </w:pPr>
+      <w:r>
+        <w:rPr>
+          <w:b/>
+          <w:bCs/>
+        </w:rPr>
+        <w:t>Formato:</w:t>
+      </w:r>
+      <w:r>
+        <w:t xml:space="preserve"> </w:t>
+      </w:r>
+      <w:proofErr w:type="spellStart"/>
+      <w:r>
+        <w:t>GeoJSON</w:t>
+      </w:r>
+      <w:proofErr w:type="spellEnd"/>
+    </w:p>
+    <w:p>
+      <w:pPr>
+        <w:pStyle w:val="Prrafodelista"/>
+        <w:numPr>
+          <w:ilvl w:val="2"/>
+          <w:numId w:val="1"/>
+        </w:numPr>
+      </w:pPr>
+      <w:r>
+        <w:rPr>
+          <w:b/>
+          <w:bCs/>
+        </w:rPr>
+        <w:t>Nombre de archivo:</w:t>
+      </w:r>
+      <w:r>
+        <w:t xml:space="preserve"> WGS </w:t>
+      </w:r>
+      <w:proofErr w:type="gramStart"/>
+      <w:r>
+        <w:t>84.geojson</w:t>
+      </w:r>
+      <w:proofErr w:type="gramEnd"/>
+    </w:p>
+    <w:p>
+      <w:pPr>
+        <w:pStyle w:val="Prrafodelista"/>
+        <w:numPr>
+          <w:ilvl w:val="2"/>
+          <w:numId w:val="1"/>
+        </w:numPr>
+      </w:pPr>
+      <w:r>
+        <w:rPr>
+          <w:b/>
+          <w:bCs/>
+        </w:rPr>
+        <w:t>SRC:</w:t>
+      </w:r>
+      <w:r>
+        <w:t xml:space="preserve"> EPSG:4326 – WGS 84</w:t>
+      </w:r>
+    </w:p>
+    <w:p>
+      <w:pPr>
+        <w:pStyle w:val="Prrafodelista"/>
+        <w:numPr>
+          <w:ilvl w:val="2"/>
+          <w:numId w:val="1"/>
+        </w:numPr>
+      </w:pPr>
+      <w:r>
+        <w:rPr>
+          <w:b/>
+          <w:bCs/>
+        </w:rPr>
+        <w:t>COORDINATE_PRECISION</w:t>
+      </w:r>
+      <w:r>
+        <w:t xml:space="preserve">: </w:t>
+      </w:r>
+      <w:r>
+        <w:t>15</w:t>
+      </w:r>
+    </w:p>
+    <w:p>
+      <w:r>
+        <w:drawing>
+          <wp:anchor distT="0" distB="0" distL="114300" distR="114300" simplePos="0" relativeHeight="251681792" behindDoc="0" locked="0" layoutInCell="1" allowOverlap="1" wp14:anchorId="649899F4" wp14:editId="504D5BA7">
+            <wp:simplePos x="0" y="0"/>
+            <wp:positionH relativeFrom="column">
+              <wp:posOffset>127635</wp:posOffset>
+            </wp:positionH>
+            <wp:positionV relativeFrom="paragraph">
+              <wp:posOffset>251711</wp:posOffset>
+            </wp:positionV>
+            <wp:extent cx="5611008" cy="6306430"/>
+            <wp:effectExtent l="0" t="0" r="8890" b="0"/>
+            <wp:wrapTopAndBottom/>
+            <wp:docPr id="13" name="Imagen 13"/>
+            <wp:cNvGraphicFramePr>
+              <a:graphicFrameLocks xmlns:a="http://schemas.openxmlformats.org/drawingml/2006/main" noChangeAspect="1"/>
+            </wp:cNvGraphicFramePr>
+            <a:graphic xmlns:a="http://schemas.openxmlformats.org/drawingml/2006/main">
+              <a:graphicData uri="http://schemas.openxmlformats.org/drawingml/2006/picture">
+                <pic:pic xmlns:pic="http://schemas.openxmlformats.org/drawingml/2006/picture">
+                  <pic:nvPicPr>
+                    <pic:cNvPr id="1" name=""/>
+                    <pic:cNvPicPr/>
+                  </pic:nvPicPr>
+                  <pic:blipFill>
+                    <a:blip r:embed="rId16">
+                      <a:extLst>
+                        <a:ext uri="{28A0092B-C50C-407E-A947-70E740481C1C}">
+                          <a14:useLocalDpi xmlns:a14="http://schemas.microsoft.com/office/drawing/2010/main" val="0"/>
+                        </a:ext>
+                      </a:extLst>
+                    </a:blip>
+                    <a:stretch>
+                      <a:fillRect/>
+                    </a:stretch>
+                  </pic:blipFill>
+                  <pic:spPr>
+                    <a:xfrm>
+                      <a:off x="0" y="0"/>
+                      <a:ext cx="5611008" cy="6306430"/>
+                    </a:xfrm>
+                    <a:prstGeom prst="rect">
+                      <a:avLst/>
+                    </a:prstGeom>
+                  </pic:spPr>
+                </pic:pic>
+              </a:graphicData>
+            </a:graphic>
+          </wp:anchor>
+        </w:drawing>
+      </w:r>
+    </w:p>
+    <w:p>
+      <w:pPr>
+        <w:pStyle w:val="Prrafodelista"/>
+        <w:numPr>
+          <w:ilvl w:val="0"/>
+          <w:numId w:val="1"/>
+        </w:numPr>
+      </w:pPr>
+      <w:r>
+        <w:lastRenderedPageBreak/>
+        <w:t>Abr</w:t>
+      </w:r>
+      <w:r>
+        <w:t>ir</w:t>
+      </w:r>
+      <w:r>
+        <w:t xml:space="preserve"> </w:t>
+      </w:r>
+      <w:r>
+        <w:t>https://mapshaper.org/</w:t>
+      </w:r>
+      <w:r>
+        <w:t xml:space="preserve"> y carga el </w:t>
+      </w:r>
+      <w:proofErr w:type="spellStart"/>
+      <w:r>
+        <w:t>GeoJSON</w:t>
+      </w:r>
+      <w:proofErr w:type="spellEnd"/>
+      <w:r>
+        <w:t xml:space="preserve"> generado en </w:t>
+      </w:r>
+      <w:r>
+        <w:t>QGIS</w:t>
+      </w:r>
+      <w:r>
+        <w:t xml:space="preserve"> (</w:t>
+      </w:r>
+      <w:r>
+        <w:rPr>
+          <w:b/>
+          <w:bCs/>
+        </w:rPr>
+        <w:t>WGS84.geojson</w:t>
+      </w:r>
+      <w:r>
+        <w:t>)</w:t>
+      </w:r>
+    </w:p>
+    <w:p>
+      <w:pPr>
+        <w:pStyle w:val="Prrafodelista"/>
+        <w:numPr>
+          <w:ilvl w:val="1"/>
+          <w:numId w:val="1"/>
+        </w:numPr>
+      </w:pPr>
+      <w:proofErr w:type="spellStart"/>
+      <w:r>
+        <w:t>Simplify</w:t>
+      </w:r>
+      <w:proofErr w:type="spellEnd"/>
+      <w:r>
+        <w:t xml:space="preserve"> → </w:t>
+      </w:r>
+      <w:proofErr w:type="spellStart"/>
+      <w:r>
+        <w:t>Visvalingam</w:t>
+      </w:r>
+      <w:proofErr w:type="spellEnd"/>
+      <w:r>
+        <w:t xml:space="preserve"> / </w:t>
+      </w:r>
+      <w:proofErr w:type="spellStart"/>
+      <w:r>
+        <w:t>weighted</w:t>
+      </w:r>
+      <w:proofErr w:type="spellEnd"/>
+      <w:r>
+        <w:t xml:space="preserve"> </w:t>
+      </w:r>
+      <w:proofErr w:type="spellStart"/>
+      <w:r>
+        <w:t>area</w:t>
+      </w:r>
+      <w:proofErr w:type="spellEnd"/>
+    </w:p>
+    <w:p>
+      <w:pPr>
+        <w:pStyle w:val="Prrafodelista"/>
+        <w:numPr>
+          <w:ilvl w:val="1"/>
+          <w:numId w:val="1"/>
+        </w:numPr>
+      </w:pPr>
+      <w:r>
+        <w:t>Ajustar al porcentaje de simplificación, según las necesidades</w:t>
+      </w:r>
+    </w:p>
+    <w:p>
+      <w:pPr>
+        <w:pStyle w:val="Prrafodelista"/>
+        <w:numPr>
+          <w:ilvl w:val="1"/>
+          <w:numId w:val="1"/>
+        </w:numPr>
+      </w:pPr>
+      <w:r>
+        <w:t xml:space="preserve">Exportar en formato </w:t>
+      </w:r>
+      <w:proofErr w:type="spellStart"/>
+      <w:r>
+        <w:t>GeoJSON</w:t>
+      </w:r>
+      <w:proofErr w:type="spellEnd"/>
+      <w:r>
+        <w:t>, se genera un archivo con coordenadas simplificada</w:t>
+      </w:r>
+    </w:p>
+    <w:p/>
+    <w:p>
+      <w:r>
+        <w:drawing>
+          <wp:anchor distT="0" distB="0" distL="114300" distR="114300" simplePos="0" relativeHeight="251682816" behindDoc="0" locked="0" layoutInCell="1" allowOverlap="1" wp14:anchorId="72D654AB" wp14:editId="1CA6C6FB">
+            <wp:simplePos x="0" y="0"/>
+            <wp:positionH relativeFrom="column">
+              <wp:posOffset>1242</wp:posOffset>
+            </wp:positionH>
+            <wp:positionV relativeFrom="paragraph">
+              <wp:posOffset>-3479</wp:posOffset>
+            </wp:positionV>
+            <wp:extent cx="5612130" cy="2801620"/>
+            <wp:effectExtent l="0" t="0" r="7620" b="0"/>
+            <wp:wrapTopAndBottom/>
+            <wp:docPr id="14" name="Imagen 14"/>
+            <wp:cNvGraphicFramePr>
+              <a:graphicFrameLocks xmlns:a="http://schemas.openxmlformats.org/drawingml/2006/main" noChangeAspect="1"/>
+            </wp:cNvGraphicFramePr>
+            <a:graphic xmlns:a="http://schemas.openxmlformats.org/drawingml/2006/main">
+              <a:graphicData uri="http://schemas.openxmlformats.org/drawingml/2006/picture">
+                <pic:pic xmlns:pic="http://schemas.openxmlformats.org/drawingml/2006/picture">
+                  <pic:nvPicPr>
+                    <pic:cNvPr id="1" name=""/>
+                    <pic:cNvPicPr/>
+                  </pic:nvPicPr>
+                  <pic:blipFill>
+                    <a:blip r:embed="rId17" cstate="print">
+                      <a:extLst>
+                        <a:ext uri="{28A0092B-C50C-407E-A947-70E740481C1C}">
+                          <a14:useLocalDpi xmlns:a14="http://schemas.microsoft.com/office/drawing/2010/main" val="0"/>
+                        </a:ext>
+                      </a:extLst>
+                    </a:blip>
+                    <a:stretch>
+                      <a:fillRect/>
+                    </a:stretch>
+                  </pic:blipFill>
+                  <pic:spPr>
+                    <a:xfrm>
+                      <a:off x="0" y="0"/>
+                      <a:ext cx="5612130" cy="2801620"/>
+                    </a:xfrm>
+                    <a:prstGeom prst="rect">
+                      <a:avLst/>
+                    </a:prstGeom>
+                  </pic:spPr>
+                </pic:pic>
+              </a:graphicData>
+            </a:graphic>
+          </wp:anchor>
+        </w:drawing>
       </w:r>
     </w:p>
     <w:sectPr>
@@ -902,6 +1543,103 @@
     </w:sectPr>
   </w:body>
 </w:document>
+</file>
+
+<file path=word/numbering.xml><?xml version="1.0" encoding="utf-8"?>
+<w:numbering xmlns:wpc="http://schemas.microsoft.com/office/word/2010/wordprocessingCanvas" xmlns:cx="http://schemas.microsoft.com/office/drawing/2014/chartex" xmlns:cx1="http://schemas.microsoft.com/office/drawing/2015/9/8/chartex" xmlns:cx2="http://schemas.microsoft.com/office/drawing/2015/10/21/chartex" xmlns:cx3="http://schemas.microsoft.com/office/drawing/2016/5/9/chartex" xmlns:cx4="http://schemas.microsoft.com/office/drawing/2016/5/10/chartex" xmlns:cx5="http://schemas.microsoft.com/office/drawing/2016/5/11/chartex" xmlns:cx6="http://schemas.microsoft.com/office/drawing/2016/5/12/chartex" xmlns:cx7="http://schemas.microsoft.com/office/drawing/2016/5/13/chartex" xmlns:cx8="http://schemas.microsoft.com/office/drawing/2016/5/14/chartex" xmlns:mc="http://schemas.openxmlformats.org/markup-compatibility/2006" xmlns:aink="http://schemas.microsoft.com/office/drawing/2016/ink" xmlns:am3d="http://schemas.microsoft.com/office/drawing/2017/model3d" xmlns:o="urn:schemas-microsoft-com:office:office" xmlns:r="http://schemas.openxmlformats.org/officeDocument/2006/relationships" xmlns:m="http://schemas.openxmlformats.org/officeDocument/2006/math" xmlns:v="urn:schemas-microsoft-com:vml" xmlns:wp14="http://schemas.microsoft.com/office/word/2010/wordprocessingDrawing" xmlns:wp="http://schemas.openxmlformats.org/drawingml/2006/wordprocessingDrawing" xmlns:w10="urn:schemas-microsoft-com:office:word" xmlns:w="http://schemas.openxmlformats.org/wordprocessingml/2006/main" xmlns:w14="http://schemas.microsoft.com/office/word/2010/wordml" xmlns:w15="http://schemas.microsoft.com/office/word/2012/wordml" xmlns:w16cex="http://schemas.microsoft.com/office/word/2018/wordml/cex" xmlns:w16cid="http://schemas.microsoft.com/office/word/2016/wordml/cid" xmlns:w16="http://schemas.microsoft.com/office/word/2018/wordml" xmlns:w16sdtdh="http://schemas.microsoft.com/office/word/2020/wordml/sdtdatahash" xmlns:w16se="http://schemas.microsoft.com/office/word/2015/wordml/symex" xmlns:wpg="http://schemas.microsoft.com/office/word/2010/wordprocessingGroup" xmlns:wpi="http://schemas.microsoft.com/office/word/2010/wordprocessingInk" xmlns:wne="http://schemas.microsoft.com/office/word/2006/wordml" xmlns:wps="http://schemas.microsoft.com/office/word/2010/wordprocessingShape" mc:Ignorable="w14 w15 w16se w16cid w16 w16cex w16sdtdh wp14">
+  <w:abstractNum w:abstractNumId="0" w15:restartNumberingAfterBreak="0">
+    <w:nsid w:val="00033312"/>
+    <w:multiLevelType w:val="hybridMultilevel"/>
+    <w:tmpl w:val="16B4629A"/>
+    <w:lvl w:ilvl="0" w:tplc="080A000F">
+      <w:start w:val="1"/>
+      <w:numFmt w:val="decimal"/>
+      <w:lvlText w:val="%1."/>
+      <w:lvlJc w:val="left"/>
+      <w:pPr>
+        <w:ind w:left="720" w:hanging="360"/>
+      </w:pPr>
+      <w:rPr>
+        <w:rFonts w:hint="default"/>
+      </w:rPr>
+    </w:lvl>
+    <w:lvl w:ilvl="1" w:tplc="080A0019">
+      <w:start w:val="1"/>
+      <w:numFmt w:val="lowerLetter"/>
+      <w:lvlText w:val="%2."/>
+      <w:lvlJc w:val="left"/>
+      <w:pPr>
+        <w:ind w:left="1440" w:hanging="360"/>
+      </w:pPr>
+    </w:lvl>
+    <w:lvl w:ilvl="2" w:tplc="080A001B">
+      <w:start w:val="1"/>
+      <w:numFmt w:val="lowerRoman"/>
+      <w:lvlText w:val="%3."/>
+      <w:lvlJc w:val="right"/>
+      <w:pPr>
+        <w:ind w:left="2160" w:hanging="180"/>
+      </w:pPr>
+    </w:lvl>
+    <w:lvl w:ilvl="3" w:tplc="080A000F" w:tentative="1">
+      <w:start w:val="1"/>
+      <w:numFmt w:val="decimal"/>
+      <w:lvlText w:val="%4."/>
+      <w:lvlJc w:val="left"/>
+      <w:pPr>
+        <w:ind w:left="2880" w:hanging="360"/>
+      </w:pPr>
+    </w:lvl>
+    <w:lvl w:ilvl="4" w:tplc="080A0019" w:tentative="1">
+      <w:start w:val="1"/>
+      <w:numFmt w:val="lowerLetter"/>
+      <w:lvlText w:val="%5."/>
+      <w:lvlJc w:val="left"/>
+      <w:pPr>
+        <w:ind w:left="3600" w:hanging="360"/>
+      </w:pPr>
+    </w:lvl>
+    <w:lvl w:ilvl="5" w:tplc="080A001B" w:tentative="1">
+      <w:start w:val="1"/>
+      <w:numFmt w:val="lowerRoman"/>
+      <w:lvlText w:val="%6."/>
+      <w:lvlJc w:val="right"/>
+      <w:pPr>
+        <w:ind w:left="4320" w:hanging="180"/>
+      </w:pPr>
+    </w:lvl>
+    <w:lvl w:ilvl="6" w:tplc="080A000F" w:tentative="1">
+      <w:start w:val="1"/>
+      <w:numFmt w:val="decimal"/>
+      <w:lvlText w:val="%7."/>
+      <w:lvlJc w:val="left"/>
+      <w:pPr>
+        <w:ind w:left="5040" w:hanging="360"/>
+      </w:pPr>
+    </w:lvl>
+    <w:lvl w:ilvl="7" w:tplc="080A0019" w:tentative="1">
+      <w:start w:val="1"/>
+      <w:numFmt w:val="lowerLetter"/>
+      <w:lvlText w:val="%8."/>
+      <w:lvlJc w:val="left"/>
+      <w:pPr>
+        <w:ind w:left="5760" w:hanging="360"/>
+      </w:pPr>
+    </w:lvl>
+    <w:lvl w:ilvl="8" w:tplc="080A001B" w:tentative="1">
+      <w:start w:val="1"/>
+      <w:numFmt w:val="lowerRoman"/>
+      <w:lvlText w:val="%9."/>
+      <w:lvlJc w:val="right"/>
+      <w:pPr>
+        <w:ind w:left="6480" w:hanging="180"/>
+      </w:pPr>
+    </w:lvl>
+  </w:abstractNum>
+  <w:num w:numId="1">
+    <w:abstractNumId w:val="0"/>
+  </w:num>
+</w:numbering>
 </file>
 
 <file path=word/styles.xml><?xml version="1.0" encoding="utf-8"?>
@@ -1353,6 +2091,17 @@
       <w:shd w:val="clear" w:color="auto" w:fill="E1DFDD"/>
     </w:rPr>
   </w:style>
+  <w:style w:type="paragraph" w:styleId="Prrafodelista">
+    <w:name w:val="List Paragraph"/>
+    <w:basedOn w:val="Normal"/>
+    <w:uiPriority w:val="34"/>
+    <w:qFormat/>
+    <w:rsid w:val="005C735E"/>
+    <w:pPr>
+      <w:ind w:left="720"/>
+      <w:contextualSpacing/>
+    </w:pPr>
+  </w:style>
 </w:styles>
 </file>
 
